--- a/1.docx
+++ b/1.docx
@@ -39,27 +39,27 @@
           <w:rStyle w:val="5"/>
           <w:rFonts w:hint="default" w:ascii="Consolas" w:hAnsi="Consolas" w:eastAsia="Consolas" w:cs="Consolas"/>
         </w:rPr>
-        <w:t>├─ SKILL.md / AGENTS.md        # skill 清单 + 调度规则</w:t>
-      </w:r>
-    </w:p>
-    <w:p>
-      <w:pPr>
-        <w:pStyle w:val="2"/>
-        <w:keepNext w:val="0"/>
-        <w:keepLines w:val="0"/>
-        <w:widowControl/>
-        <w:suppressLineNumbers w:val="0"/>
-        <w:rPr>
-          <w:rStyle w:val="5"/>
-          <w:rFonts w:hint="default" w:ascii="Consolas" w:hAnsi="Consolas" w:eastAsia="Consolas" w:cs="Consolas"/>
-        </w:rPr>
-      </w:pPr>
-      <w:r>
-        <w:rPr>
-          <w:rStyle w:val="5"/>
-          <w:rFonts w:hint="default" w:ascii="Consolas" w:hAnsi="Consolas" w:eastAsia="Consolas" w:cs="Consolas"/>
-        </w:rPr>
-        <w:t>├─ run.py                      # 唯一入口（调 pipeline.main）</w:t>
+        <w:t>├─ SKILL.md / AGENTS.md        # 使用说明 + 调度规则</w:t>
+      </w:r>
+    </w:p>
+    <w:p>
+      <w:pPr>
+        <w:pStyle w:val="2"/>
+        <w:keepNext w:val="0"/>
+        <w:keepLines w:val="0"/>
+        <w:widowControl/>
+        <w:suppressLineNumbers w:val="0"/>
+        <w:rPr>
+          <w:rStyle w:val="5"/>
+          <w:rFonts w:hint="default" w:ascii="Consolas" w:hAnsi="Consolas" w:eastAsia="Consolas" w:cs="Consolas"/>
+        </w:rPr>
+      </w:pPr>
+      <w:r>
+        <w:rPr>
+          <w:rStyle w:val="5"/>
+          <w:rFonts w:hint="default" w:ascii="Consolas" w:hAnsi="Consolas" w:eastAsia="Consolas" w:cs="Consolas"/>
+        </w:rPr>
+        <w:t>├─ run.py                      # 唯一入口</w:t>
       </w:r>
     </w:p>
     <w:p>
@@ -99,87 +99,87 @@
           <w:rStyle w:val="5"/>
           <w:rFonts w:hint="default" w:ascii="Consolas" w:hAnsi="Consolas" w:eastAsia="Consolas" w:cs="Consolas"/>
         </w:rPr>
-        <w:t>│  ├─ pipeline.py              # 状态机 claim/submit/rerun/rebuild (1151行)</w:t>
-      </w:r>
-    </w:p>
-    <w:p>
-      <w:pPr>
-        <w:pStyle w:val="2"/>
-        <w:keepNext w:val="0"/>
-        <w:keepLines w:val="0"/>
-        <w:widowControl/>
-        <w:suppressLineNumbers w:val="0"/>
-        <w:rPr>
-          <w:rStyle w:val="5"/>
-          <w:rFonts w:hint="default" w:ascii="Consolas" w:hAnsi="Consolas" w:eastAsia="Consolas" w:cs="Consolas"/>
-        </w:rPr>
-      </w:pPr>
-      <w:r>
-        <w:rPr>
-          <w:rStyle w:val="5"/>
-          <w:rFonts w:hint="default" w:ascii="Consolas" w:hAnsi="Consolas" w:eastAsia="Consolas" w:cs="Consolas"/>
-        </w:rPr>
-        <w:t>│  ├─ stages.py                # build_tasks/validate/_auto_fix/export_all</w:t>
-      </w:r>
-    </w:p>
-    <w:p>
-      <w:pPr>
-        <w:pStyle w:val="2"/>
-        <w:keepNext w:val="0"/>
-        <w:keepLines w:val="0"/>
-        <w:widowControl/>
-        <w:suppressLineNumbers w:val="0"/>
-        <w:rPr>
-          <w:rStyle w:val="5"/>
-          <w:rFonts w:hint="default" w:ascii="Consolas" w:hAnsi="Consolas" w:eastAsia="Consolas" w:cs="Consolas"/>
-        </w:rPr>
-      </w:pPr>
-      <w:r>
-        <w:rPr>
-          <w:rStyle w:val="5"/>
-          <w:rFonts w:hint="default" w:ascii="Consolas" w:hAnsi="Consolas" w:eastAsia="Consolas" w:cs="Consolas"/>
-        </w:rPr>
-        <w:t>│  ├─ common.py                # SKILL_ROOT/paths/resolve_python</w:t>
-      </w:r>
-    </w:p>
-    <w:p>
-      <w:pPr>
-        <w:pStyle w:val="2"/>
-        <w:keepNext w:val="0"/>
-        <w:keepLines w:val="0"/>
-        <w:widowControl/>
-        <w:suppressLineNumbers w:val="0"/>
-        <w:rPr>
-          <w:rStyle w:val="5"/>
-          <w:rFonts w:hint="default" w:ascii="Consolas" w:hAnsi="Consolas" w:eastAsia="Consolas" w:cs="Consolas"/>
-        </w:rPr>
-      </w:pPr>
-      <w:r>
-        <w:rPr>
-          <w:rStyle w:val="5"/>
-          <w:rFonts w:hint="default" w:ascii="Consolas" w:hAnsi="Consolas" w:eastAsia="Consolas" w:cs="Consolas"/>
-        </w:rPr>
-        <w:t>│  ├─ indexer.py               # build_index: bigram 候选匹配</w:t>
-      </w:r>
-    </w:p>
-    <w:p>
-      <w:pPr>
-        <w:pStyle w:val="2"/>
-        <w:keepNext w:val="0"/>
-        <w:keepLines w:val="0"/>
-        <w:widowControl/>
-        <w:suppressLineNumbers w:val="0"/>
-        <w:rPr>
-          <w:rStyle w:val="5"/>
-          <w:rFonts w:hint="default" w:ascii="Consolas" w:hAnsi="Consolas" w:eastAsia="Consolas" w:cs="Consolas"/>
-        </w:rPr>
-      </w:pPr>
-      <w:r>
-        <w:rPr>
-          <w:rStyle w:val="5"/>
-          <w:rFonts w:hint="default" w:ascii="Consolas" w:hAnsi="Consolas" w:eastAsia="Consolas" w:cs="Consolas"/>
-        </w:rPr>
-        <w:t>│  ├─ stimulus.py              # 编排 5 个采样脚本</w:t>
+        <w:t>│  ├─ pipeline.py              # 状态机：任务派发/校验/重跑/补建</w:t>
+      </w:r>
+    </w:p>
+    <w:p>
+      <w:pPr>
+        <w:pStyle w:val="2"/>
+        <w:keepNext w:val="0"/>
+        <w:keepLines w:val="0"/>
+        <w:widowControl/>
+        <w:suppressLineNumbers w:val="0"/>
+        <w:rPr>
+          <w:rStyle w:val="5"/>
+          <w:rFonts w:hint="default" w:ascii="Consolas" w:hAnsi="Consolas" w:eastAsia="Consolas" w:cs="Consolas"/>
+        </w:rPr>
+      </w:pPr>
+      <w:r>
+        <w:rPr>
+          <w:rStyle w:val="5"/>
+          <w:rFonts w:hint="default" w:ascii="Consolas" w:hAnsi="Consolas" w:eastAsia="Consolas" w:cs="Consolas"/>
+        </w:rPr>
+        <w:t>│  ├─ stages.py                # 建任务/校验/格式修复/导出</w:t>
+      </w:r>
+    </w:p>
+    <w:p>
+      <w:pPr>
+        <w:pStyle w:val="2"/>
+        <w:keepNext w:val="0"/>
+        <w:keepLines w:val="0"/>
+        <w:widowControl/>
+        <w:suppressLineNumbers w:val="0"/>
+        <w:rPr>
+          <w:rStyle w:val="5"/>
+          <w:rFonts w:hint="default" w:ascii="Consolas" w:hAnsi="Consolas" w:eastAsia="Consolas" w:cs="Consolas"/>
+        </w:rPr>
+      </w:pPr>
+      <w:r>
+        <w:rPr>
+          <w:rStyle w:val="5"/>
+          <w:rFonts w:hint="default" w:ascii="Consolas" w:hAnsi="Consolas" w:eastAsia="Consolas" w:cs="Consolas"/>
+        </w:rPr>
+        <w:t>│  ├─ common.py                # 公共工具：路径/读写</w:t>
+      </w:r>
+    </w:p>
+    <w:p>
+      <w:pPr>
+        <w:pStyle w:val="2"/>
+        <w:keepNext w:val="0"/>
+        <w:keepLines w:val="0"/>
+        <w:widowControl/>
+        <w:suppressLineNumbers w:val="0"/>
+        <w:rPr>
+          <w:rStyle w:val="5"/>
+          <w:rFonts w:hint="default" w:ascii="Consolas" w:hAnsi="Consolas" w:eastAsia="Consolas" w:cs="Consolas"/>
+        </w:rPr>
+      </w:pPr>
+      <w:r>
+        <w:rPr>
+          <w:rStyle w:val="5"/>
+          <w:rFonts w:hint="default" w:ascii="Consolas" w:hAnsi="Consolas" w:eastAsia="Consolas" w:cs="Consolas"/>
+        </w:rPr>
+        <w:t>│  ├─ indexer.py               # 索引构建：双字段滑窗匹配</w:t>
+      </w:r>
+    </w:p>
+    <w:p>
+      <w:pPr>
+        <w:pStyle w:val="2"/>
+        <w:keepNext w:val="0"/>
+        <w:keepLines w:val="0"/>
+        <w:widowControl/>
+        <w:suppressLineNumbers w:val="0"/>
+        <w:rPr>
+          <w:rStyle w:val="5"/>
+          <w:rFonts w:hint="default" w:ascii="Consolas" w:hAnsi="Consolas" w:eastAsia="Consolas" w:cs="Consolas"/>
+        </w:rPr>
+      </w:pPr>
+      <w:r>
+        <w:rPr>
+          <w:rStyle w:val="5"/>
+          <w:rFonts w:hint="default" w:ascii="Consolas" w:hAnsi="Consolas" w:eastAsia="Consolas" w:cs="Consolas"/>
+        </w:rPr>
+        <w:t>│  ├─ stimulus.py              # 编排 4 个采样脚本</w:t>
       </w:r>
     </w:p>
     <w:p>
@@ -219,47 +219,27 @@
           <w:rStyle w:val="5"/>
           <w:rFonts w:hint="default" w:ascii="Consolas" w:hAnsi="Consolas" w:eastAsia="Consolas" w:cs="Consolas"/>
         </w:rPr>
-        <w:t>├─ prompts/                    # 业务提示词 + agent_protocols/ 协议</w:t>
-      </w:r>
-    </w:p>
-    <w:p>
-      <w:pPr>
-        <w:pStyle w:val="2"/>
-        <w:keepNext w:val="0"/>
-        <w:keepLines w:val="0"/>
-        <w:widowControl/>
-        <w:suppressLineNumbers w:val="0"/>
-        <w:rPr>
-          <w:rStyle w:val="5"/>
-          <w:rFonts w:hint="default" w:ascii="Consolas" w:hAnsi="Consolas" w:eastAsia="Consolas" w:cs="Consolas"/>
-        </w:rPr>
-      </w:pPr>
-      <w:r>
-        <w:rPr>
-          <w:rStyle w:val="5"/>
-          <w:rFonts w:hint="default" w:ascii="Consolas" w:hAnsi="Consolas" w:eastAsia="Consolas" w:cs="Consolas"/>
-        </w:rPr>
-        <w:t>├─ assets/                     # pipeline.json 模板 + mask + extension</w:t>
-      </w:r>
-    </w:p>
-    <w:p>
-      <w:pPr>
-        <w:pStyle w:val="2"/>
-        <w:keepNext w:val="0"/>
-        <w:keepLines w:val="0"/>
-        <w:widowControl/>
-        <w:suppressLineNumbers w:val="0"/>
-        <w:rPr>
-          <w:rStyle w:val="5"/>
-          <w:rFonts w:hint="default" w:ascii="Consolas" w:hAnsi="Consolas" w:eastAsia="Consolas" w:cs="Consolas"/>
-        </w:rPr>
-      </w:pPr>
-      <w:r>
-        <w:rPr>
-          <w:rStyle w:val="5"/>
-          <w:rFonts w:hint="default" w:ascii="Consolas" w:hAnsi="Consolas" w:eastAsia="Consolas" w:cs="Consolas"/>
-        </w:rPr>
-        <w:t>├─ template</w:t>
+        <w:t>├─ prompts/                    # 业务提示词 + Agent 行为协议</w:t>
+      </w:r>
+    </w:p>
+    <w:p>
+      <w:pPr>
+        <w:pStyle w:val="2"/>
+        <w:keepNext w:val="0"/>
+        <w:keepLines w:val="0"/>
+        <w:widowControl/>
+        <w:suppressLineNumbers w:val="0"/>
+        <w:rPr>
+          <w:rStyle w:val="5"/>
+          <w:rFonts w:hint="default" w:ascii="Consolas" w:hAnsi="Consolas" w:eastAsia="Consolas" w:cs="Consolas"/>
+        </w:rPr>
+      </w:pPr>
+      <w:r>
+        <w:rPr>
+          <w:rStyle w:val="5"/>
+          <w:rFonts w:hint="default" w:ascii="Consolas" w:hAnsi="Consolas" w:eastAsia="Consolas" w:cs="Consolas"/>
+        </w:rPr>
+        <w:t>├─ assets/                     # 配置模板 + 采样掩码 + 扩展模板</w:t>
       </w:r>
     </w:p>
     <w:p>
@@ -301,6 +281,7 @@
         <w:t>└─ local/                      # 本地扩展（覆盖内置提示词）</w:t>
       </w:r>
     </w:p>
+    <w:p/>
     <w:p>
       <w:pPr>
         <w:pStyle w:val="2"/>
@@ -338,87 +319,147 @@
           <w:rStyle w:val="5"/>
           <w:rFonts w:hint="default" w:ascii="Consolas" w:hAnsi="Consolas" w:eastAsia="Consolas" w:cs="Consolas"/>
         </w:rPr>
-        <w:t>├─ prepare/                    # 预处理 7 JSON</w:t>
-      </w:r>
-    </w:p>
-    <w:p>
-      <w:pPr>
-        <w:pStyle w:val="2"/>
-        <w:keepNext w:val="0"/>
-        <w:keepLines w:val="0"/>
-        <w:widowControl/>
-        <w:suppressLineNumbers w:val="0"/>
-        <w:rPr>
-          <w:rStyle w:val="5"/>
-          <w:rFonts w:hint="default" w:ascii="Consolas" w:hAnsi="Consolas" w:eastAsia="Consolas" w:cs="Consolas"/>
-        </w:rPr>
-      </w:pPr>
-      <w:r>
-        <w:rPr>
-          <w:rStyle w:val="5"/>
-          <w:rFonts w:hint="default" w:ascii="Consolas" w:hAnsi="Consolas" w:eastAsia="Consolas" w:cs="Consolas"/>
-        </w:rPr>
-        <w:t>├─ .pipeline/                  # 运行状态 + index.json + tasks.json</w:t>
-      </w:r>
-    </w:p>
-    <w:p>
-      <w:pPr>
-        <w:pStyle w:val="2"/>
-        <w:keepNext w:val="0"/>
-        <w:keepLines w:val="0"/>
-        <w:widowControl/>
-        <w:suppressLineNumbers w:val="0"/>
-        <w:rPr>
-          <w:rStyle w:val="5"/>
-          <w:rFonts w:hint="default" w:ascii="Consolas" w:hAnsi="Consolas" w:eastAsia="Consolas" w:cs="Consolas"/>
-        </w:rPr>
-      </w:pPr>
-      <w:r>
-        <w:rPr>
-          <w:rStyle w:val="5"/>
-          <w:rFonts w:hint="default" w:ascii="Consolas" w:hAnsi="Consolas" w:eastAsia="Consolas" w:cs="Consolas"/>
-        </w:rPr>
-        <w:t>│  └─ assignments/ responses/ results/ archive/</w:t>
-      </w:r>
-    </w:p>
-    <w:p>
-      <w:pPr>
-        <w:pStyle w:val="2"/>
-        <w:keepNext w:val="0"/>
-        <w:keepLines w:val="0"/>
-        <w:widowControl/>
-        <w:suppressLineNumbers w:val="0"/>
-        <w:rPr>
-          <w:rStyle w:val="5"/>
-          <w:rFonts w:hint="default" w:ascii="Consolas" w:hAnsi="Consolas" w:eastAsia="Consolas" w:cs="Consolas"/>
-        </w:rPr>
-      </w:pPr>
-      <w:r>
-        <w:rPr>
-          <w:rStyle w:val="5"/>
-          <w:rFonts w:hint="default" w:ascii="Consolas" w:hAnsi="Consolas" w:eastAsia="Consolas" w:cs="Consolas"/>
-        </w:rPr>
-        <w:t>├─ par2code/ par2doc/ code2doc/ # 关联关系</w:t>
-      </w:r>
-    </w:p>
-    <w:p>
-      <w:pPr>
-        <w:pStyle w:val="2"/>
-        <w:keepNext w:val="0"/>
-        <w:keepLines w:val="0"/>
-        <w:widowControl/>
-        <w:suppressLineNumbers w:val="0"/>
-        <w:rPr>
-          <w:rStyle w:val="5"/>
-          <w:rFonts w:hint="default" w:ascii="Consolas" w:hAnsi="Consolas" w:eastAsia="Consolas" w:cs="Consolas"/>
-        </w:rPr>
-      </w:pPr>
-      <w:r>
-        <w:rPr>
-          <w:rStyle w:val="5"/>
-          <w:rFonts w:hint="default" w:ascii="Consolas" w:hAnsi="Consolas" w:eastAsia="Consolas" w:cs="Consolas"/>
-        </w:rPr>
-        <w:t>├─ map_param2code/             # 参数→变量映射</w:t>
+        <w:t>├─ prepare/                    # 预处理产物（7 个 JSON）</w:t>
+      </w:r>
+    </w:p>
+    <w:p>
+      <w:pPr>
+        <w:pStyle w:val="2"/>
+        <w:keepNext w:val="0"/>
+        <w:keepLines w:val="0"/>
+        <w:widowControl/>
+        <w:suppressLineNumbers w:val="0"/>
+        <w:rPr>
+          <w:rStyle w:val="5"/>
+          <w:rFonts w:hint="default" w:ascii="Consolas" w:hAnsi="Consolas" w:eastAsia="Consolas" w:cs="Consolas"/>
+        </w:rPr>
+      </w:pPr>
+      <w:r>
+        <w:rPr>
+          <w:rStyle w:val="5"/>
+          <w:rFonts w:hint="default" w:ascii="Consolas" w:hAnsi="Consolas" w:eastAsia="Consolas" w:cs="Consolas"/>
+        </w:rPr>
+        <w:t>├─ .pipeline/                  # 运行状态 + 索引 + 任务表</w:t>
+      </w:r>
+    </w:p>
+    <w:p>
+      <w:pPr>
+        <w:pStyle w:val="2"/>
+        <w:keepNext w:val="0"/>
+        <w:keepLines w:val="0"/>
+        <w:widowControl/>
+        <w:suppressLineNumbers w:val="0"/>
+        <w:rPr>
+          <w:rStyle w:val="5"/>
+          <w:rFonts w:hint="default" w:ascii="Consolas" w:hAnsi="Consolas" w:eastAsia="Consolas" w:cs="Consolas"/>
+        </w:rPr>
+      </w:pPr>
+      <w:r>
+        <w:rPr>
+          <w:rStyle w:val="5"/>
+          <w:rFonts w:hint="default" w:ascii="Consolas" w:hAnsi="Consolas" w:eastAsia="Consolas" w:cs="Consolas"/>
+        </w:rPr>
+        <w:t>│  ├─ assignments/             # 派发给 Agent 的任务</w:t>
+      </w:r>
+    </w:p>
+    <w:p>
+      <w:pPr>
+        <w:pStyle w:val="2"/>
+        <w:keepNext w:val="0"/>
+        <w:keepLines w:val="0"/>
+        <w:widowControl/>
+        <w:suppressLineNumbers w:val="0"/>
+        <w:rPr>
+          <w:rStyle w:val="5"/>
+          <w:rFonts w:hint="default" w:ascii="Consolas" w:hAnsi="Consolas" w:eastAsia="Consolas" w:cs="Consolas"/>
+        </w:rPr>
+      </w:pPr>
+      <w:r>
+        <w:rPr>
+          <w:rStyle w:val="5"/>
+          <w:rFonts w:hint="default" w:ascii="Consolas" w:hAnsi="Consolas" w:eastAsia="Consolas" w:cs="Consolas"/>
+        </w:rPr>
+        <w:t>│  ├─ responses/               # Agent 提交的结果</w:t>
+      </w:r>
+    </w:p>
+    <w:p>
+      <w:pPr>
+        <w:pStyle w:val="2"/>
+        <w:keepNext w:val="0"/>
+        <w:keepLines w:val="0"/>
+        <w:widowControl/>
+        <w:suppressLineNumbers w:val="0"/>
+        <w:rPr>
+          <w:rStyle w:val="5"/>
+          <w:rFonts w:hint="default" w:ascii="Consolas" w:hAnsi="Consolas" w:eastAsia="Consolas" w:cs="Consolas"/>
+        </w:rPr>
+      </w:pPr>
+      <w:r>
+        <w:rPr>
+          <w:rStyle w:val="5"/>
+          <w:rFonts w:hint="default" w:ascii="Consolas" w:hAnsi="Consolas" w:eastAsia="Consolas" w:cs="Consolas"/>
+        </w:rPr>
+        <w:t>│  ├─ results/                 # 已通过校验的结果（按阶段分目录）</w:t>
+      </w:r>
+    </w:p>
+    <w:p>
+      <w:pPr>
+        <w:pStyle w:val="2"/>
+        <w:keepNext w:val="0"/>
+        <w:keepLines w:val="0"/>
+        <w:widowControl/>
+        <w:suppressLineNumbers w:val="0"/>
+        <w:rPr>
+          <w:rStyle w:val="5"/>
+          <w:rFonts w:hint="default" w:ascii="Consolas" w:hAnsi="Consolas" w:eastAsia="Consolas" w:cs="Consolas"/>
+        </w:rPr>
+      </w:pPr>
+      <w:r>
+        <w:rPr>
+          <w:rStyle w:val="5"/>
+          <w:rFonts w:hint="default" w:ascii="Consolas" w:hAnsi="Consolas" w:eastAsia="Consolas" w:cs="Consolas"/>
+        </w:rPr>
+        <w:t>│  └─ archive/                 # 归档的历史结果</w:t>
+      </w:r>
+    </w:p>
+    <w:p>
+      <w:pPr>
+        <w:pStyle w:val="2"/>
+        <w:keepNext w:val="0"/>
+        <w:keepLines w:val="0"/>
+        <w:widowControl/>
+        <w:suppressLineNumbers w:val="0"/>
+        <w:rPr>
+          <w:rStyle w:val="5"/>
+          <w:rFonts w:hint="default" w:ascii="Consolas" w:hAnsi="Consolas" w:eastAsia="Consolas" w:cs="Consolas"/>
+        </w:rPr>
+      </w:pPr>
+      <w:r>
+        <w:rPr>
+          <w:rStyle w:val="5"/>
+          <w:rFonts w:hint="default" w:ascii="Consolas" w:hAnsi="Consolas" w:eastAsia="Consolas" w:cs="Consolas"/>
+        </w:rPr>
+        <w:t>├─ par2code/ par2doc/ code2doc/ # 参数-代码、参数-文档、代码-文档关联关系</w:t>
+      </w:r>
+    </w:p>
+    <w:p>
+      <w:pPr>
+        <w:pStyle w:val="2"/>
+        <w:keepNext w:val="0"/>
+        <w:keepLines w:val="0"/>
+        <w:widowControl/>
+        <w:suppressLineNumbers w:val="0"/>
+        <w:rPr>
+          <w:rStyle w:val="5"/>
+          <w:rFonts w:hint="default" w:ascii="Consolas" w:hAnsi="Consolas" w:eastAsia="Consolas" w:cs="Consolas"/>
+        </w:rPr>
+      </w:pPr>
+      <w:r>
+        <w:rPr>
+          <w:rStyle w:val="5"/>
+          <w:rFonts w:hint="default" w:ascii="Consolas" w:hAnsi="Consolas" w:eastAsia="Consolas" w:cs="Consolas"/>
+        </w:rPr>
+        <w:t>├─ map_param2code/             # 参数到变量名的映射</w:t>
       </w:r>
     </w:p>
     <w:p>
@@ -458,67 +499,127 @@
           <w:rStyle w:val="5"/>
           <w:rFonts w:hint="default" w:ascii="Consolas" w:hAnsi="Consolas" w:eastAsia="Consolas" w:cs="Consolas"/>
         </w:rPr>
-        <w:t>├─ crucial_var_v3/             # 关键性分析</w:t>
-      </w:r>
-    </w:p>
-    <w:p>
-      <w:pPr>
-        <w:pStyle w:val="2"/>
-        <w:keepNext w:val="0"/>
-        <w:keepLines w:val="0"/>
-        <w:widowControl/>
-        <w:suppressLineNumbers w:val="0"/>
-        <w:rPr>
-          <w:rStyle w:val="5"/>
-          <w:rFonts w:hint="default" w:ascii="Consolas" w:hAnsi="Consolas" w:eastAsia="Consolas" w:cs="Consolas"/>
-        </w:rPr>
-      </w:pPr>
-      <w:r>
-        <w:rPr>
-          <w:rStyle w:val="5"/>
-          <w:rFonts w:hint="default" w:ascii="Consolas" w:hAnsi="Consolas" w:eastAsia="Consolas" w:cs="Consolas"/>
-        </w:rPr>
-        <w:t>├─ toggle_analysis/            # 跳变分析</w:t>
-      </w:r>
-    </w:p>
-    <w:p>
-      <w:pPr>
-        <w:pStyle w:val="2"/>
-        <w:keepNext w:val="0"/>
-        <w:keepLines w:val="0"/>
-        <w:widowControl/>
-        <w:suppressLineNumbers w:val="0"/>
-        <w:rPr>
-          <w:rStyle w:val="5"/>
-          <w:rFonts w:hint="default" w:ascii="Consolas" w:hAnsi="Consolas" w:eastAsia="Consolas" w:cs="Consolas"/>
-        </w:rPr>
-      </w:pPr>
-      <w:r>
-        <w:rPr>
-          <w:rStyle w:val="5"/>
-          <w:rFonts w:hint="default" w:ascii="Consolas" w:hAnsi="Consolas" w:eastAsia="Consolas" w:cs="Consolas"/>
-        </w:rPr>
-        <w:t>├─ couple/                     # 耦合关系 + 约束</w:t>
-      </w:r>
-    </w:p>
-    <w:p>
-      <w:pPr>
-        <w:pStyle w:val="2"/>
-        <w:keepNext w:val="0"/>
-        <w:keepLines w:val="0"/>
-        <w:widowControl/>
-        <w:suppressLineNumbers w:val="0"/>
-        <w:rPr>
-          <w:rStyle w:val="5"/>
-          <w:rFonts w:hint="default" w:ascii="Consolas" w:hAnsi="Consolas" w:eastAsia="Consolas" w:cs="Consolas"/>
-        </w:rPr>
-      </w:pPr>
-      <w:r>
-        <w:rPr>
-          <w:rStyle w:val="5"/>
-          <w:rFonts w:hint="default" w:ascii="Consolas" w:hAnsi="Consolas" w:eastAsia="Consolas" w:cs="Consolas"/>
-        </w:rPr>
-        <w:t>├─ crucial_sample/ toggle_sample/ couple_sample/ joint_sample/</w:t>
+        <w:t>├─ crucial_var_v3/             # 关键性分析结果</w:t>
+      </w:r>
+    </w:p>
+    <w:p>
+      <w:pPr>
+        <w:pStyle w:val="2"/>
+        <w:keepNext w:val="0"/>
+        <w:keepLines w:val="0"/>
+        <w:widowControl/>
+        <w:suppressLineNumbers w:val="0"/>
+        <w:rPr>
+          <w:rStyle w:val="5"/>
+          <w:rFonts w:hint="default" w:ascii="Consolas" w:hAnsi="Consolas" w:eastAsia="Consolas" w:cs="Consolas"/>
+        </w:rPr>
+      </w:pPr>
+      <w:r>
+        <w:rPr>
+          <w:rStyle w:val="5"/>
+          <w:rFonts w:hint="default" w:ascii="Consolas" w:hAnsi="Consolas" w:eastAsia="Consolas" w:cs="Consolas"/>
+        </w:rPr>
+        <w:t>├─ toggle_analysis/            # 跳变分析结果</w:t>
+      </w:r>
+    </w:p>
+    <w:p>
+      <w:pPr>
+        <w:pStyle w:val="2"/>
+        <w:keepNext w:val="0"/>
+        <w:keepLines w:val="0"/>
+        <w:widowControl/>
+        <w:suppressLineNumbers w:val="0"/>
+        <w:rPr>
+          <w:rStyle w:val="5"/>
+          <w:rFonts w:hint="default" w:ascii="Consolas" w:hAnsi="Consolas" w:eastAsia="Consolas" w:cs="Consolas"/>
+        </w:rPr>
+      </w:pPr>
+      <w:r>
+        <w:rPr>
+          <w:rStyle w:val="5"/>
+          <w:rFonts w:hint="default" w:ascii="Consolas" w:hAnsi="Consolas" w:eastAsia="Consolas" w:cs="Consolas"/>
+        </w:rPr>
+        <w:t>├─ couple/                     # 耦合关系 + 合法取值约束</w:t>
+      </w:r>
+    </w:p>
+    <w:p>
+      <w:pPr>
+        <w:pStyle w:val="2"/>
+        <w:keepNext w:val="0"/>
+        <w:keepLines w:val="0"/>
+        <w:widowControl/>
+        <w:suppressLineNumbers w:val="0"/>
+        <w:rPr>
+          <w:rStyle w:val="5"/>
+          <w:rFonts w:hint="default" w:ascii="Consolas" w:hAnsi="Consolas" w:eastAsia="Consolas" w:cs="Consolas"/>
+        </w:rPr>
+      </w:pPr>
+      <w:r>
+        <w:rPr>
+          <w:rStyle w:val="5"/>
+          <w:rFonts w:hint="default" w:ascii="Consolas" w:hAnsi="Consolas" w:eastAsia="Consolas" w:cs="Consolas"/>
+        </w:rPr>
+        <w:t>├─ crucial_sample/             # 关键性特征采样序列</w:t>
+      </w:r>
+    </w:p>
+    <w:p>
+      <w:pPr>
+        <w:pStyle w:val="2"/>
+        <w:keepNext w:val="0"/>
+        <w:keepLines w:val="0"/>
+        <w:widowControl/>
+        <w:suppressLineNumbers w:val="0"/>
+        <w:rPr>
+          <w:rStyle w:val="5"/>
+          <w:rFonts w:hint="default" w:ascii="Consolas" w:hAnsi="Consolas" w:eastAsia="Consolas" w:cs="Consolas"/>
+        </w:rPr>
+      </w:pPr>
+      <w:r>
+        <w:rPr>
+          <w:rStyle w:val="5"/>
+          <w:rFonts w:hint="default" w:ascii="Consolas" w:hAnsi="Consolas" w:eastAsia="Consolas" w:cs="Consolas"/>
+        </w:rPr>
+        <w:t>├─ toggle_sample/              # 跳变特征采样序列</w:t>
+      </w:r>
+    </w:p>
+    <w:p>
+      <w:pPr>
+        <w:pStyle w:val="2"/>
+        <w:keepNext w:val="0"/>
+        <w:keepLines w:val="0"/>
+        <w:widowControl/>
+        <w:suppressLineNumbers w:val="0"/>
+        <w:rPr>
+          <w:rStyle w:val="5"/>
+          <w:rFonts w:hint="default" w:ascii="Consolas" w:hAnsi="Consolas" w:eastAsia="Consolas" w:cs="Consolas"/>
+        </w:rPr>
+      </w:pPr>
+      <w:r>
+        <w:rPr>
+          <w:rStyle w:val="5"/>
+          <w:rFonts w:hint="default" w:ascii="Consolas" w:hAnsi="Consolas" w:eastAsia="Consolas" w:cs="Consolas"/>
+        </w:rPr>
+        <w:t>├─ couple_sample/              # 耦合约束特征采样序列</w:t>
+      </w:r>
+    </w:p>
+    <w:p>
+      <w:pPr>
+        <w:pStyle w:val="2"/>
+        <w:keepNext w:val="0"/>
+        <w:keepLines w:val="0"/>
+        <w:widowControl/>
+        <w:suppressLineNumbers w:val="0"/>
+        <w:rPr>
+          <w:rStyle w:val="5"/>
+          <w:rFonts w:hint="default" w:ascii="Consolas" w:hAnsi="Consolas" w:eastAsia="Consolas" w:cs="Consolas"/>
+        </w:rPr>
+      </w:pPr>
+      <w:r>
+        <w:rPr>
+          <w:rStyle w:val="5"/>
+          <w:rFonts w:hint="default" w:ascii="Consolas" w:hAnsi="Consolas" w:eastAsia="Consolas" w:cs="Consolas"/>
+        </w:rPr>
+        <w:t>├─ joint_sample/               # 联合三种特征的采样序列</w:t>
       </w:r>
     </w:p>
     <w:p>
@@ -537,7 +638,7 @@
           <w:rStyle w:val="5"/>
           <w:rFonts w:hint="default" w:ascii="Consolas" w:hAnsi="Consolas" w:eastAsia="Consolas" w:cs="Consolas"/>
         </w:rPr>
-        <w:t>└─ reports/                    # stimulus_summary.md</w:t>
+        <w:t>└─ reports/                    # 采样汇总报告</w:t>
       </w:r>
     </w:p>
     <w:p>
